--- a/pr-preview/pr-215/estimation-handout-tracked-changes.docx
+++ b/pr-preview/pr-215/estimation-handout-tracked-changes.docx
@@ -16,7 +16,7 @@
       </w:pPr>
       <w:del w:id="1" w:author="PR Preview" w:date="2026-01-01T00:00:00Z">
         <w:r>
-          <w:delText xml:space="preserve">Last modified: 2026-10-15 12:56:30 (PDT)</w:delText>
+          <w:delText xml:space="preserve">Last modified: 2026-10-15 13:27:16 (PDT)</w:delText>
         </w:r>
       </w:del>
     </w:p>
@@ -26,7 +26,7 @@
       </w:pPr>
       <w:ins w:id="2" w:author="PR Preview" w:date="2026-01-01T00:00:00Z">
         <w:r>
-          <w:t xml:space="preserve">Last modified: 2026-10-15 12:43:47 (PDT)</w:t>
+          <w:t xml:space="preserve">Last modified: 2026-10-15 13:30:33 (PDT)</w:t>
         </w:r>
       </w:ins>
     </w:p>
@@ -3770,6 +3770,60 @@
         <w:t xml:space="preserve">is a random variable.</w:t>
       </w:r>
     </w:p>
+    <w:p>
+      <w:pPr>
+        <w:pStyle w:val="Compact"/>
+        <w:numPr>
+          <w:ilvl w:val="0"/>
+          <w:numId w:val="1002"/>
+        </w:numPr>
+      </w:pPr>
+      <w:r>
+        <w:t xml:space="preserve">Hogg et al. (2019, sec. 6.4, pp. 264–276)</w:t>
+      </w:r>
+      <w:r>
+        <w:t xml:space="preserve"> </w:t>
+      </w:r>
+      <w:r>
+        <w:t xml:space="preserve">covers maximum likelihood and method of moments estimation.</w:t>
+      </w:r>
+    </w:p>
+    <w:p>
+      <w:pPr>
+        <w:pStyle w:val="Compact"/>
+        <w:numPr>
+          <w:ilvl w:val="0"/>
+          <w:numId w:val="1002"/>
+        </w:numPr>
+      </w:pPr>
+      <w:r>
+        <w:t xml:space="preserve">Casella and Berger (2002, sec. 7.2, pp. 312–329)</w:t>
+      </w:r>
+      <w:r>
+        <w:t xml:space="preserve"> </w:t>
+      </w:r>
+      <w:r>
+        <w:t xml:space="preserve">covers methods of finding estimators.</w:t>
+      </w:r>
+    </w:p>
+    <w:p>
+      <w:pPr>
+        <w:pStyle w:val="Compact"/>
+        <w:numPr>
+          <w:ilvl w:val="0"/>
+          <w:numId w:val="1002"/>
+        </w:numPr>
+      </w:pPr>
+      <w:r>
+        <w:t xml:space="preserve">Rice (2007, secs. 8.3–8.4, pp. 257–266)</w:t>
+      </w:r>
+      <w:r>
+        <w:t xml:space="preserve"> </w:t>
+      </w:r>
+      <w:r>
+        <w:t xml:space="preserve">covers parameter estimation and the method of moments.</w:t>
+      </w:r>
+    </w:p>
     <w:bookmarkEnd w:id="35"/>
     <w:bookmarkEnd w:id="36"/>
     <w:bookmarkStart w:id="102" w:name="sec-est-accuracy"/>
@@ -13705,6 +13759,20 @@
       </w:r>
     </w:p>
     <w:bookmarkEnd w:id="69"/>
+    <w:p>
+      <w:pPr>
+        <w:pStyle w:val="BodyText"/>
+      </w:pPr>
+      <w:r>
+        <w:t xml:space="preserve">Casella and Berger (2002, sec. 7.3.1, pp. 330–333)</w:t>
+      </w:r>
+      <w:r>
+        <w:t xml:space="preserve"> </w:t>
+      </w:r>
+      <w:r>
+        <w:t xml:space="preserve">covers mean squared error.</w:t>
+      </w:r>
+    </w:p>
     <w:bookmarkEnd w:id="70"/>
     <w:bookmarkStart w:id="84" w:name="sec-unbiased-estimators"/>
     <w:p>
@@ -14353,7 +14421,7 @@
         <w:pStyle w:val="Compact"/>
         <w:numPr>
           <w:ilvl w:val="0"/>
-          <w:numId w:val="1002"/>
+          <w:numId w:val="1003"/>
         </w:numPr>
       </w:pPr>
       <w:r>
@@ -14517,7 +14585,7 @@
         <w:pStyle w:val="Compact"/>
         <w:numPr>
           <w:ilvl w:val="0"/>
-          <w:numId w:val="1002"/>
+          <w:numId w:val="1003"/>
         </w:numPr>
       </w:pPr>
       <w:r>
@@ -26444,7 +26512,7 @@
     </w:p>
     <w:bookmarkEnd w:id="101"/>
     <w:bookmarkEnd w:id="102"/>
-    <w:bookmarkStart w:id="115" w:name="references"/>
+    <w:bookmarkStart w:id="119" w:name="references"/>
     <w:p>
       <w:pPr>
         <w:pStyle w:val="Heading2"/>
@@ -26453,7 +26521,7 @@
         <w:t xml:space="preserve">References</w:t>
       </w:r>
     </w:p>
-    <w:bookmarkStart w:id="114" w:name="refs"/>
+    <w:bookmarkStart w:id="118" w:name="refs"/>
     <w:bookmarkStart w:id="104" w:name="ref-fiveminuteai_probstat"/>
     <w:p>
       <w:pPr>
@@ -26514,7 +26582,44 @@
       </w:r>
     </w:p>
     <w:bookmarkEnd w:id="105"/>
-    <w:bookmarkStart w:id="107" w:name="ref-dunn2018generalized"/>
+    <w:bookmarkStart w:id="107" w:name="ref-CaseBerg01"/>
+    <w:p>
+      <w:pPr>
+        <w:pStyle w:val="Bibliography"/>
+      </w:pPr>
+      <w:r>
+        <w:t xml:space="preserve">Casella, George, and Roger Berger. 2002.</w:t>
+      </w:r>
+      <w:r>
+        <w:t xml:space="preserve"> </w:t>
+      </w:r>
+      <w:r>
+        <w:rPr>
+          <w:i/>
+          <w:iCs/>
+        </w:rPr>
+        <w:t xml:space="preserve">Statistical Inference</w:t>
+      </w:r>
+      <w:r>
+        <w:t xml:space="preserve">. 2nd ed. Cengage Learning.</w:t>
+      </w:r>
+      <w:r>
+        <w:t xml:space="preserve"> </w:t>
+      </w:r>
+      <w:hyperlink r:id="rId106">
+        <w:r>
+          <w:rPr>
+            <w:rStyle w:val="Hyperlink"/>
+          </w:rPr>
+          <w:t xml:space="preserve">https://www.cengage.com/c/statistical-inference-2e-casella-berger/9780534243128/</w:t>
+        </w:r>
+      </w:hyperlink>
+      <w:r>
+        <w:t xml:space="preserve">.</w:t>
+      </w:r>
+    </w:p>
+    <w:bookmarkEnd w:id="107"/>
+    <w:bookmarkStart w:id="109" w:name="ref-dunn2018generalized"/>
     <w:p>
       <w:pPr>
         <w:pStyle w:val="Bibliography"/>
@@ -26552,7 +26657,7 @@
       <w:r>
         <w:t xml:space="preserve"> </w:t>
       </w:r>
-      <w:hyperlink r:id="rId106">
+      <w:hyperlink r:id="rId108">
         <w:r>
           <w:rPr>
             <w:rStyle w:val="Hyperlink"/>
@@ -26564,8 +26669,31 @@
         <w:t xml:space="preserve">.</w:t>
       </w:r>
     </w:p>
-    <w:bookmarkEnd w:id="107"/>
-    <w:bookmarkStart w:id="109" w:name="ref-lawrance2020estimand"/>
+    <w:bookmarkEnd w:id="109"/>
+    <w:bookmarkStart w:id="110" w:name="ref-hoggtanis2015"/>
+    <w:p>
+      <w:pPr>
+        <w:pStyle w:val="Bibliography"/>
+      </w:pPr>
+      <w:r>
+        <w:t xml:space="preserve">Hogg, Robert V., Elliot A. Tanis, and Dale L. Zimmerman. 2019.</w:t>
+      </w:r>
+      <w:r>
+        <w:t xml:space="preserve"> </w:t>
+      </w:r>
+      <w:r>
+        <w:rPr>
+          <w:i/>
+          <w:iCs/>
+        </w:rPr>
+        <w:t xml:space="preserve">Probability and Statistical Inference</w:t>
+      </w:r>
+      <w:r>
+        <w:t xml:space="preserve">. Tenth edition. Pearson.</w:t>
+      </w:r>
+    </w:p>
+    <w:bookmarkEnd w:id="110"/>
+    <w:bookmarkStart w:id="112" w:name="ref-lawrance2020estimand"/>
     <w:p>
       <w:pPr>
         <w:pStyle w:val="Bibliography"/>
@@ -26598,7 +26726,7 @@
       <w:r>
         <w:t xml:space="preserve"> </w:t>
       </w:r>
-      <w:hyperlink r:id="rId108">
+      <w:hyperlink r:id="rId111">
         <w:r>
           <w:rPr>
             <w:rStyle w:val="Hyperlink"/>
@@ -26610,8 +26738,8 @@
         <w:t xml:space="preserve">.</w:t>
       </w:r>
     </w:p>
-    <w:bookmarkEnd w:id="109"/>
-    <w:bookmarkStart w:id="111" w:name="ref-pohl2021estimands"/>
+    <w:bookmarkEnd w:id="112"/>
+    <w:bookmarkStart w:id="114" w:name="ref-pohl2021estimands"/>
     <w:p>
       <w:pPr>
         <w:pStyle w:val="Bibliography"/>
@@ -26671,7 +26799,7 @@
       <w:r>
         <w:t xml:space="preserve"> </w:t>
       </w:r>
-      <w:hyperlink r:id="rId110">
+      <w:hyperlink r:id="rId113">
         <w:r>
           <w:rPr>
             <w:rStyle w:val="Hyperlink"/>
@@ -26683,8 +26811,31 @@
         <w:t xml:space="preserve">.</w:t>
       </w:r>
     </w:p>
-    <w:bookmarkEnd w:id="111"/>
-    <w:bookmarkStart w:id="113" w:name="ref-van2018flexible"/>
+    <w:bookmarkEnd w:id="114"/>
+    <w:bookmarkStart w:id="115" w:name="ref-rice2007mathematical"/>
+    <w:p>
+      <w:pPr>
+        <w:pStyle w:val="Bibliography"/>
+      </w:pPr>
+      <w:r>
+        <w:t xml:space="preserve">Rice, John A. 2007.</w:t>
+      </w:r>
+      <w:r>
+        <w:t xml:space="preserve"> </w:t>
+      </w:r>
+      <w:r>
+        <w:rPr>
+          <w:i/>
+          <w:iCs/>
+        </w:rPr>
+        <w:t xml:space="preserve">Mathematical Statistics and Data Analysis</w:t>
+      </w:r>
+      <w:r>
+        <w:t xml:space="preserve">. 3rd ed. Cengage Learning.</w:t>
+      </w:r>
+    </w:p>
+    <w:bookmarkEnd w:id="115"/>
+    <w:bookmarkStart w:id="117" w:name="ref-van2018flexible"/>
     <w:p>
       <w:pPr>
         <w:pStyle w:val="Bibliography"/>
@@ -26708,7 +26859,7 @@
       <w:r>
         <w:t xml:space="preserve"> </w:t>
       </w:r>
-      <w:hyperlink r:id="rId112">
+      <w:hyperlink r:id="rId116">
         <w:r>
           <w:rPr>
             <w:rStyle w:val="Hyperlink"/>
@@ -26720,9 +26871,9 @@
         <w:t xml:space="preserve">.</w:t>
       </w:r>
     </w:p>
-    <w:bookmarkEnd w:id="113"/>
-    <w:bookmarkEnd w:id="114"/>
-    <w:bookmarkEnd w:id="115"/>
+    <w:bookmarkEnd w:id="117"/>
+    <w:bookmarkEnd w:id="118"/>
+    <w:bookmarkEnd w:id="119"/>
     <w:sectPr>
       <w:footnotePr>
         <w:numRestart w:val="eachSect"/>
@@ -26943,6 +27094,9 @@
     <w:abstractNumId w:val="991"/>
   </w:num>
   <w:num w:numId="1002">
+    <w:abstractNumId w:val="991"/>
+  </w:num>
+  <w:num w:numId="1003">
     <w:abstractNumId w:val="991"/>
   </w:num>
 </w:numbering>
